--- a/docs/scrolling/README.docx
+++ b/docs/scrolling/README.docx
@@ -10,7 +10,7 @@
         <w:t xml:space="preserve">README</w:t>
       </w:r>
     </w:p>
-    <w:bookmarkStart w:id="19" w:name="scrolling-terminal-output-in-tmx"/>
+    <w:bookmarkStart w:id="23" w:name="scrolling-terminal-output-in-tmx"/>
     <w:p>
       <w:pPr>
         <w:pStyle w:val="Heading1"/>
@@ -307,8 +307,24 @@
             <w:r>
               <w:rPr>
                 <w:rStyle w:val="VerbatimChar"/>
+                <w:b/>
+                <w:bCs/>
               </w:rPr>
-              <w:t xml:space="preserve">on</w:t>
+              <w:t xml:space="preserve">off</w:t>
+            </w:r>
+            <w:r>
+              <w:rPr>
+                <w:b/>
+                <w:bCs/>
+              </w:rPr>
+              <w:t xml:space="preserve"> </w:t>
+            </w:r>
+            <w:r>
+              <w:rPr>
+                <w:b/>
+                <w:bCs/>
+              </w:rPr>
+              <w:t xml:space="preserve">(default)</w:t>
             </w:r>
           </w:p>
         </w:tc>
@@ -319,7 +335,23 @@
               <w:pStyle w:val="Compact"/>
             </w:pPr>
             <w:r>
-              <w:t xml:space="preserve">Wheel + touch scrolling.</w:t>
+              <w:t xml:space="preserve">The</w:t>
+            </w:r>
+            <w:r>
+              <w:t xml:space="preserve"> </w:t>
+            </w:r>
+            <w:r>
+              <w:rPr>
+                <w:b/>
+                <w:bCs/>
+              </w:rPr>
+              <w:t xml:space="preserve">terminal</w:t>
+            </w:r>
+            <w:r>
+              <w:t xml:space="preserve"> </w:t>
+            </w:r>
+            <w:r>
+              <w:t xml:space="preserve">owns the mouse, so native click-drag selection (including multi-line), right-click → Copy, and the terminal's own scrollbar / wheel scroll all work — identically on Linux and macOS, on every emulator (iTerm2, Terminal.app, GNOME Terminal, WezTerm, …).</w:t>
             </w:r>
           </w:p>
         </w:tc>
@@ -335,22 +367,7 @@
               <w:rPr>
                 <w:rStyle w:val="VerbatimChar"/>
               </w:rPr>
-              <w:t xml:space="preserve">WheelUpPane</w:t>
-            </w:r>
-            <w:r>
-              <w:t xml:space="preserve"> </w:t>
-            </w:r>
-            <w:r>
-              <w:t xml:space="preserve">/</w:t>
-            </w:r>
-            <w:r>
-              <w:t xml:space="preserve"> </w:t>
-            </w:r>
-            <w:r>
-              <w:rPr>
-                <w:rStyle w:val="VerbatimChar"/>
-              </w:rPr>
-              <w:t xml:space="preserve">WheelDownPane</w:t>
+              <w:t xml:space="preserve">prefix m</w:t>
             </w:r>
           </w:p>
         </w:tc>
@@ -361,7 +378,16 @@
               <w:pStyle w:val="Compact"/>
             </w:pPr>
             <w:r>
-              <w:t xml:space="preserve">copy-mode override</w:t>
+              <w:t xml:space="preserve">toggle</w:t>
+            </w:r>
+            <w:r>
+              <w:t xml:space="preserve"> </w:t>
+            </w:r>
+            <w:r>
+              <w:rPr>
+                <w:rStyle w:val="VerbatimChar"/>
+              </w:rPr>
+              <w:t xml:space="preserve">mouse on</w:t>
             </w:r>
           </w:p>
         </w:tc>
@@ -372,7 +398,7 @@
               <w:pStyle w:val="Compact"/>
             </w:pPr>
             <w:r>
-              <w:t xml:space="preserve">The wheel</w:t>
+              <w:t xml:space="preserve">On demand: enable tmux's own mouse so the</w:t>
             </w:r>
             <w:r>
               <w:t xml:space="preserve"> </w:t>
@@ -382,13 +408,28 @@
                 <w:b/>
                 <w:bCs/>
               </w:rPr>
-              <w:t xml:space="preserve">always</w:t>
+              <w:t xml:space="preserve">wheel drives tmux scrollback inside full-screen TUIs</w:t>
             </w:r>
             <w:r>
               <w:t xml:space="preserve"> </w:t>
             </w:r>
             <w:r>
-              <w:t xml:space="preserve">scrolls tmux's own buffer — even inside Claude Code.</w:t>
+              <w:t xml:space="preserve">(Claude Code / HelixCode), plus tmux drag-select that copies to the OS clipboard. Press</w:t>
+            </w:r>
+            <w:r>
+              <w:t xml:space="preserve"> </w:t>
+            </w:r>
+            <w:r>
+              <w:rPr>
+                <w:rStyle w:val="VerbatimChar"/>
+              </w:rPr>
+              <w:t xml:space="preserve">prefix m</w:t>
+            </w:r>
+            <w:r>
+              <w:t xml:space="preserve"> </w:t>
+            </w:r>
+            <w:r>
+              <w:t xml:space="preserve">again to return to native.</w:t>
             </w:r>
           </w:p>
         </w:tc>
@@ -404,7 +445,22 @@
               <w:rPr>
                 <w:rStyle w:val="VerbatimChar"/>
               </w:rPr>
-              <w:t xml:space="preserve">allow-passthrough</w:t>
+              <w:t xml:space="preserve">WheelUpPane</w:t>
+            </w:r>
+            <w:r>
+              <w:t xml:space="preserve"> </w:t>
+            </w:r>
+            <w:r>
+              <w:t xml:space="preserve">/</w:t>
+            </w:r>
+            <w:r>
+              <w:t xml:space="preserve"> </w:t>
+            </w:r>
+            <w:r>
+              <w:rPr>
+                <w:rStyle w:val="VerbatimChar"/>
+              </w:rPr>
+              <w:t xml:space="preserve">WheelDownPane</w:t>
             </w:r>
           </w:p>
         </w:tc>
@@ -415,10 +471,7 @@
               <w:pStyle w:val="Compact"/>
             </w:pPr>
             <w:r>
-              <w:rPr>
-                <w:rStyle w:val="VerbatimChar"/>
-              </w:rPr>
-              <w:t xml:space="preserve">on</w:t>
+              <w:t xml:space="preserve">copy-mode override</w:t>
             </w:r>
           </w:p>
         </w:tc>
@@ -429,7 +482,23 @@
               <w:pStyle w:val="Compact"/>
             </w:pPr>
             <w:r>
-              <w:t xml:space="preserve">Apps can pass escape sequences through tmux.</w:t>
+              <w:t xml:space="preserve">While tmux mouse is ON, the wheel</w:t>
+            </w:r>
+            <w:r>
+              <w:t xml:space="preserve"> </w:t>
+            </w:r>
+            <w:r>
+              <w:rPr>
+                <w:b/>
+                <w:bCs/>
+              </w:rPr>
+              <w:t xml:space="preserve">always</w:t>
+            </w:r>
+            <w:r>
+              <w:t xml:space="preserve"> </w:t>
+            </w:r>
+            <w:r>
+              <w:t xml:space="preserve">scrolls tmux's own buffer — even inside Claude Code.</w:t>
             </w:r>
           </w:p>
         </w:tc>
@@ -445,7 +514,7 @@
               <w:rPr>
                 <w:rStyle w:val="VerbatimChar"/>
               </w:rPr>
-              <w:t xml:space="preserve">extended-keys</w:t>
+              <w:t xml:space="preserve">allow-passthrough</w:t>
             </w:r>
           </w:p>
         </w:tc>
@@ -470,6 +539,47 @@
               <w:pStyle w:val="Compact"/>
             </w:pPr>
             <w:r>
+              <w:t xml:space="preserve">Apps can pass escape sequences through tmux.</w:t>
+            </w:r>
+          </w:p>
+        </w:tc>
+      </w:tr>
+      <w:tr>
+        <w:tc>
+          <w:tcPr/>
+          <w:p>
+            <w:pPr>
+              <w:pStyle w:val="Compact"/>
+            </w:pPr>
+            <w:r>
+              <w:rPr>
+                <w:rStyle w:val="VerbatimChar"/>
+              </w:rPr>
+              <w:t xml:space="preserve">extended-keys</w:t>
+            </w:r>
+          </w:p>
+        </w:tc>
+        <w:tc>
+          <w:tcPr/>
+          <w:p>
+            <w:pPr>
+              <w:pStyle w:val="Compact"/>
+            </w:pPr>
+            <w:r>
+              <w:rPr>
+                <w:rStyle w:val="VerbatimChar"/>
+              </w:rPr>
+              <w:t xml:space="preserve">on</w:t>
+            </w:r>
+          </w:p>
+        </w:tc>
+        <w:tc>
+          <w:tcPr/>
+          <w:p>
+            <w:pPr>
+              <w:pStyle w:val="Compact"/>
+            </w:pPr>
+            <w:r>
               <w:t xml:space="preserve">Modified keys (e.g.</w:t>
             </w:r>
             <w:r>
@@ -489,13 +599,13 @@
       </w:tr>
     </w:tbl>
     <w:bookmarkEnd w:id="10"/>
-    <w:bookmarkStart w:id="11" w:name="the-claude-code-tui-fix"/>
+    <w:bookmarkStart w:id="11" w:name="X6aee9412e8050ad70546a314a5f38d690d80b1c"/>
     <w:p>
       <w:pPr>
         <w:pStyle w:val="Heading2"/>
       </w:pPr>
       <w:r>
-        <w:t xml:space="preserve">The Claude Code TUI fix</w:t>
+        <w:t xml:space="preserve">Default: native terminal scrolling (mouse off)</w:t>
       </w:r>
     </w:p>
     <w:p>
@@ -503,13 +613,204 @@
         <w:pStyle w:val="FirstParagraph"/>
       </w:pPr>
       <w:r>
-        <w:t xml:space="preserve">The Claude Code TUI requests mouse reporting from the terminal. With</w:t>
-      </w:r>
-      <w:r>
-        <w:t xml:space="preserve"> </w:t>
-      </w:r>
-      <w:r>
-        <w:t xml:space="preserve">tmux's</w:t>
+        <w:t xml:space="preserve">The shipped config ships with</w:t>
+      </w:r>
+      <w:r>
+        <w:t xml:space="preserve"> </w:t>
+      </w:r>
+      <w:r>
+        <w:rPr>
+          <w:rStyle w:val="VerbatimChar"/>
+          <w:b/>
+          <w:bCs/>
+        </w:rPr>
+        <w:t xml:space="preserve">mouse off</w:t>
+      </w:r>
+      <w:r>
+        <w:t xml:space="preserve"> </w:t>
+      </w:r>
+      <w:r>
+        <w:t xml:space="preserve">as the default. With mouse</w:t>
+      </w:r>
+      <w:r>
+        <w:t xml:space="preserve"> </w:t>
+      </w:r>
+      <w:r>
+        <w:t xml:space="preserve">off tmux emits</w:t>
+      </w:r>
+      <w:r>
+        <w:t xml:space="preserve"> </w:t>
+      </w:r>
+      <w:r>
+        <w:rPr>
+          <w:b/>
+          <w:bCs/>
+        </w:rPr>
+        <w:t xml:space="preserve">zero</w:t>
+      </w:r>
+      <w:r>
+        <w:t xml:space="preserve"> </w:t>
+      </w:r>
+      <w:r>
+        <w:t xml:space="preserve">mouse-tracking enables (no</w:t>
+      </w:r>
+      <w:r>
+        <w:t xml:space="preserve"> </w:t>
+      </w:r>
+      <w:r>
+        <w:rPr>
+          <w:rStyle w:val="VerbatimChar"/>
+        </w:rPr>
+        <w:t xml:space="preserve">CSI ?1000h</w:t>
+      </w:r>
+      <w:r>
+        <w:t xml:space="preserve"> </w:t>
+      </w:r>
+      <w:r>
+        <w:t xml:space="preserve">/</w:t>
+      </w:r>
+      <w:r>
+        <w:t xml:space="preserve"> </w:t>
+      </w:r>
+      <w:r>
+        <w:rPr>
+          <w:rStyle w:val="VerbatimChar"/>
+        </w:rPr>
+        <w:t xml:space="preserve">?1002h</w:t>
+      </w:r>
+      <w:r>
+        <w:t xml:space="preserve"> </w:t>
+      </w:r>
+      <w:r>
+        <w:t xml:space="preserve">/</w:t>
+      </w:r>
+      <w:r>
+        <w:t xml:space="preserve"> </w:t>
+      </w:r>
+      <w:r>
+        <w:rPr>
+          <w:rStyle w:val="VerbatimChar"/>
+        </w:rPr>
+        <w:t xml:space="preserve">?1006h</w:t>
+      </w:r>
+      <w:r>
+        <w:t xml:space="preserve">), so the emulator's own mouse is unobstructed: scroll</w:t>
+      </w:r>
+      <w:r>
+        <w:t xml:space="preserve"> </w:t>
+      </w:r>
+      <w:r>
+        <w:t xml:space="preserve">with the</w:t>
+      </w:r>
+      <w:r>
+        <w:t xml:space="preserve"> </w:t>
+      </w:r>
+      <w:r>
+        <w:rPr>
+          <w:b/>
+          <w:bCs/>
+        </w:rPr>
+        <w:t xml:space="preserve">wheel / trackpad / scrollbar exactly as in any terminal</w:t>
+      </w:r>
+      <w:r>
+        <w:t xml:space="preserve">, and</w:t>
+      </w:r>
+      <w:r>
+        <w:t xml:space="preserve"> </w:t>
+      </w:r>
+      <w:r>
+        <w:t xml:space="preserve">select text with a native click-drag →</w:t>
+      </w:r>
+      <w:r>
+        <w:t xml:space="preserve"> </w:t>
+      </w:r>
+      <w:r>
+        <w:rPr>
+          <w:rStyle w:val="VerbatimChar"/>
+        </w:rPr>
+        <w:t xml:space="preserve">Cmd-C</w:t>
+      </w:r>
+      <w:r>
+        <w:t xml:space="preserve"> </w:t>
+      </w:r>
+      <w:r>
+        <w:t xml:space="preserve">/ right-click → Copy.</w:t>
+      </w:r>
+      <w:r>
+        <w:t xml:space="preserve"> </w:t>
+      </w:r>
+      <w:r>
+        <w:t xml:space="preserve">This is the path that works everywhere — Linux and macOS, every emulator,</w:t>
+      </w:r>
+      <w:r>
+        <w:t xml:space="preserve"> </w:t>
+      </w:r>
+      <w:r>
+        <w:t xml:space="preserve">inside or outside a TUI — proven at the wire level by test 59.</w:t>
+      </w:r>
+    </w:p>
+    <w:bookmarkEnd w:id="11"/>
+    <w:bookmarkStart w:id="12" w:name="X023660270e45ca588e807b7cd0080c97c882403"/>
+    <w:p>
+      <w:pPr>
+        <w:pStyle w:val="Heading2"/>
+      </w:pPr>
+      <w:r>
+        <w:t xml:space="preserve">Scrolling tmux's own scrollback inside a TUI (</w:t>
+      </w:r>
+      <w:r>
+        <w:rPr>
+          <w:rStyle w:val="VerbatimChar"/>
+        </w:rPr>
+        <w:t xml:space="preserve">prefix m</w:t>
+      </w:r>
+      <w:r>
+        <w:t xml:space="preserve">)</w:t>
+      </w:r>
+    </w:p>
+    <w:p>
+      <w:pPr>
+        <w:pStyle w:val="FirstParagraph"/>
+      </w:pPr>
+      <w:r>
+        <w:t xml:space="preserve">A full-screen TUI such as the Claude Code / HelixCode TUI runs on the</w:t>
+      </w:r>
+      <w:r>
+        <w:t xml:space="preserve"> </w:t>
+      </w:r>
+      <w:r>
+        <w:t xml:space="preserve">terminal's</w:t>
+      </w:r>
+      <w:r>
+        <w:t xml:space="preserve"> </w:t>
+      </w:r>
+      <w:r>
+        <w:rPr>
+          <w:b/>
+          <w:bCs/>
+        </w:rPr>
+        <w:t xml:space="preserve">alternate screen</w:t>
+      </w:r>
+      <w:r>
+        <w:t xml:space="preserve">, which has no scrollback of its own. With</w:t>
+      </w:r>
+      <w:r>
+        <w:t xml:space="preserve"> </w:t>
+      </w:r>
+      <w:r>
+        <w:t xml:space="preserve">the default</w:t>
+      </w:r>
+      <w:r>
+        <w:t xml:space="preserve"> </w:t>
+      </w:r>
+      <w:r>
+        <w:rPr>
+          <w:rStyle w:val="VerbatimChar"/>
+        </w:rPr>
+        <w:t xml:space="preserve">mouse off</w:t>
+      </w:r>
+      <w:r>
+        <w:t xml:space="preserve">, your wheel scrolls the</w:t>
       </w:r>
       <w:r>
         <w:t xml:space="preserve"> </w:t>
@@ -519,25 +820,19 @@
           <w:i/>
           <w:iCs/>
         </w:rPr>
-        <w:t xml:space="preserve">default</w:t>
-      </w:r>
-      <w:r>
-        <w:t xml:space="preserve"> </w:t>
-      </w:r>
-      <w:r>
-        <w:t xml:space="preserve">wheel binding, that means the wheel is forwarded to</w:t>
-      </w:r>
-      <w:r>
-        <w:t xml:space="preserve"> </w:t>
-      </w:r>
-      <w:r>
-        <w:t xml:space="preserve">Claude Code instead of scrolling tmux's scrollback — so you cannot</w:t>
-      </w:r>
-      <w:r>
-        <w:t xml:space="preserve"> </w:t>
-      </w:r>
-      <w:r>
-        <w:t xml:space="preserve">scroll back through earlier output.</w:t>
+        <w:t xml:space="preserve">terminal's</w:t>
+      </w:r>
+      <w:r>
+        <w:t xml:space="preserve"> </w:t>
+      </w:r>
+      <w:r>
+        <w:t xml:space="preserve">buffer, not</w:t>
+      </w:r>
+      <w:r>
+        <w:t xml:space="preserve"> </w:t>
+      </w:r>
+      <w:r>
+        <w:t xml:space="preserve">tmux's 50 000-line history.</w:t>
       </w:r>
     </w:p>
     <w:p>
@@ -545,75 +840,126 @@
         <w:pStyle w:val="BodyText"/>
       </w:pPr>
       <w:r>
-        <w:t xml:space="preserve">This build overrides</w:t>
-      </w:r>
-      <w:r>
-        <w:t xml:space="preserve"> </w:t>
-      </w:r>
-      <w:r>
-        <w:rPr>
-          <w:rStyle w:val="VerbatimChar"/>
-        </w:rPr>
-        <w:t xml:space="preserve">WheelUpPane</w:t>
-      </w:r>
-      <w:r>
-        <w:t xml:space="preserve"> </w:t>
-      </w:r>
-      <w:r>
-        <w:t xml:space="preserve">/</w:t>
-      </w:r>
-      <w:r>
-        <w:t xml:space="preserve"> </w:t>
-      </w:r>
-      <w:r>
-        <w:rPr>
-          <w:rStyle w:val="VerbatimChar"/>
-        </w:rPr>
-        <w:t xml:space="preserve">WheelDownPane</w:t>
-      </w:r>
-      <w:r>
-        <w:t xml:space="preserve"> </w:t>
-      </w:r>
-      <w:r>
-        <w:t xml:space="preserve">so the wheel (and a</w:t>
-      </w:r>
-      <w:r>
-        <w:t xml:space="preserve"> </w:t>
-      </w:r>
-      <w:r>
-        <w:t xml:space="preserve">touch-scroll, which terminals deliver as wheel events)</w:t>
-      </w:r>
-      <w:r>
-        <w:t xml:space="preserve"> </w:t>
-      </w:r>
-      <w:r>
-        <w:rPr>
+        <w:t xml:space="preserve">To page back through tmux's scrollback inside such a TUI, press</w:t>
+      </w:r>
+      <w:r>
+        <w:t xml:space="preserve"> </w:t>
+      </w:r>
+      <w:r>
+        <w:rPr>
+          <w:rStyle w:val="VerbatimChar"/>
           <w:b/>
           <w:bCs/>
         </w:rPr>
+        <w:t xml:space="preserve">prefix m</w:t>
+      </w:r>
+      <w:r>
+        <w:t xml:space="preserve"> </w:t>
+      </w:r>
+      <w:r>
+        <w:t xml:space="preserve">to toggle tmux mouse</w:t>
+      </w:r>
+      <w:r>
+        <w:t xml:space="preserve"> </w:t>
+      </w:r>
+      <w:r>
+        <w:rPr>
+          <w:b/>
+          <w:bCs/>
+        </w:rPr>
+        <w:t xml:space="preserve">ON</w:t>
+      </w:r>
+      <w:r>
+        <w:t xml:space="preserve">. The shipped config overrides</w:t>
+      </w:r>
+      <w:r>
+        <w:t xml:space="preserve"> </w:t>
+      </w:r>
+      <w:r>
+        <w:rPr>
+          <w:rStyle w:val="VerbatimChar"/>
+        </w:rPr>
+        <w:t xml:space="preserve">WheelUpPane</w:t>
+      </w:r>
+      <w:r>
+        <w:t xml:space="preserve"> </w:t>
+      </w:r>
+      <w:r>
+        <w:t xml:space="preserve">/</w:t>
+      </w:r>
+      <w:r>
+        <w:t xml:space="preserve"> </w:t>
+      </w:r>
+      <w:r>
+        <w:rPr>
+          <w:rStyle w:val="VerbatimChar"/>
+        </w:rPr>
+        <w:t xml:space="preserve">WheelDownPane</w:t>
+      </w:r>
+      <w:r>
+        <w:t xml:space="preserve"> </w:t>
+      </w:r>
+      <w:r>
+        <w:t xml:space="preserve">so that, while mouse is on, the wheel</w:t>
+      </w:r>
+      <w:r>
+        <w:t xml:space="preserve"> </w:t>
+      </w:r>
+      <w:r>
+        <w:t xml:space="preserve">(and a touch-scroll, which terminals deliver as wheel events)</w:t>
+      </w:r>
+      <w:r>
+        <w:t xml:space="preserve"> </w:t>
+      </w:r>
+      <w:r>
+        <w:rPr>
+          <w:b/>
+          <w:bCs/>
+        </w:rPr>
         <w:t xml:space="preserve">always</w:t>
       </w:r>
       <w:r>
         <w:t xml:space="preserve"> </w:t>
       </w:r>
       <w:r>
-        <w:t xml:space="preserve">drives</w:t>
-      </w:r>
-      <w:r>
-        <w:t xml:space="preserve"> </w:t>
-      </w:r>
-      <w:r>
-        <w:t xml:space="preserve">tmux copy-mode scrollback. You scroll the real output history regardless</w:t>
-      </w:r>
-      <w:r>
-        <w:t xml:space="preserve"> </w:t>
-      </w:r>
-      <w:r>
-        <w:t xml:space="preserve">of what the running application does with the mouse.</w:t>
+        <w:t xml:space="preserve">drives tmux copy-mode scrollback regardless of what the running</w:t>
+      </w:r>
+      <w:r>
+        <w:t xml:space="preserve"> </w:t>
+      </w:r>
+      <w:r>
+        <w:t xml:space="preserve">application does with the mouse. Press</w:t>
+      </w:r>
+      <w:r>
+        <w:t xml:space="preserve"> </w:t>
+      </w:r>
+      <w:r>
+        <w:rPr>
+          <w:rStyle w:val="VerbatimChar"/>
+        </w:rPr>
+        <w:t xml:space="preserve">prefix m</w:t>
+      </w:r>
+      <w:r>
+        <w:t xml:space="preserve"> </w:t>
+      </w:r>
+      <w:r>
+        <w:t xml:space="preserve">again to return to</w:t>
+      </w:r>
+      <w:r>
+        <w:t xml:space="preserve"> </w:t>
+      </w:r>
+      <w:r>
+        <w:t xml:space="preserve">native terminal scrolling. The status line confirms the new state each</w:t>
+      </w:r>
+      <w:r>
+        <w:t xml:space="preserve"> </w:t>
+      </w:r>
+      <w:r>
+        <w:t xml:space="preserve">time.</w:t>
       </w:r>
     </w:p>
-    <w:bookmarkEnd w:id="11"/>
-    <w:bookmarkStart w:id="15" w:name="how-to-scroll"/>
+    <w:bookmarkEnd w:id="12"/>
+    <w:bookmarkStart w:id="17" w:name="how-to-scroll"/>
     <w:p>
       <w:pPr>
         <w:pStyle w:val="Heading2"/>
@@ -622,13 +968,13 @@
         <w:t xml:space="preserve">How to scroll</w:t>
       </w:r>
     </w:p>
-    <w:bookmarkStart w:id="12" w:name="with-a-mouse-or-trackpad"/>
+    <w:bookmarkStart w:id="13" w:name="Xfcac162047f1581724a2fbc1c985816dbe271be"/>
     <w:p>
       <w:pPr>
         <w:pStyle w:val="Heading3"/>
       </w:pPr>
       <w:r>
-        <w:t xml:space="preserve">With a mouse or trackpad</w:t>
+        <w:t xml:space="preserve">Default (mouse off) — native terminal scroll</w:t>
       </w:r>
     </w:p>
     <w:p>
@@ -644,51 +990,44 @@
           <w:b/>
           <w:bCs/>
         </w:rPr>
-        <w:t xml:space="preserve">Scroll up</w:t>
-      </w:r>
-      <w:r>
-        <w:t xml:space="preserve"> </w:t>
-      </w:r>
-      <w:r>
-        <w:t xml:space="preserve">— wheel up. tmux enters copy-mode and scrolls back.</w:t>
+        <w:t xml:space="preserve">Scroll up / down</w:t>
+      </w:r>
+      <w:r>
+        <w:t xml:space="preserve"> </w:t>
+      </w:r>
+      <w:r>
+        <w:t xml:space="preserve">— wheel, trackpad, or the terminal's scrollbar,</w:t>
+      </w:r>
+      <w:r>
+        <w:t xml:space="preserve"> </w:t>
+      </w:r>
+      <w:r>
+        <w:t xml:space="preserve">exactly as in any other terminal window. tmux is not involved.</w:t>
       </w:r>
     </w:p>
+    <w:bookmarkEnd w:id="13"/>
+    <w:bookmarkStart w:id="14" w:name="X8c3e584fcb1cceadc253badd01a99d399c133ea"/>
     <w:p>
       <w:pPr>
-        <w:pStyle w:val="Compact"/>
-        <w:numPr>
-          <w:ilvl w:val="0"/>
-          <w:numId w:val="1001"/>
-        </w:numPr>
-      </w:pPr>
-      <w:r>
-        <w:rPr>
-          <w:b/>
-          <w:bCs/>
-        </w:rPr>
-        <w:t xml:space="preserve">Scroll down</w:t>
-      </w:r>
-      <w:r>
-        <w:t xml:space="preserve"> </w:t>
-      </w:r>
-      <w:r>
-        <w:t xml:space="preserve">— wheel down. When you reach the bottom, copy-mode</w:t>
-      </w:r>
-      <w:r>
-        <w:t xml:space="preserve"> </w:t>
-      </w:r>
-      <w:r>
-        <w:t xml:space="preserve">exits automatically.</w:t>
-      </w:r>
-    </w:p>
-    <w:bookmarkEnd w:id="12"/>
-    <w:bookmarkStart w:id="13" w:name="without-a-mouse--keyboard-and-phones"/>
-    <w:p>
-      <w:pPr>
         <w:pStyle w:val="Heading3"/>
       </w:pPr>
       <w:r>
-        <w:t xml:space="preserve">Without a mouse — keyboard (and phones)</w:t>
+        <w:t xml:space="preserve">Inside a TUI, after</w:t>
+      </w:r>
+      <w:r>
+        <w:t xml:space="preserve"> </w:t>
+      </w:r>
+      <w:r>
+        <w:rPr>
+          <w:rStyle w:val="VerbatimChar"/>
+        </w:rPr>
+        <w:t xml:space="preserve">prefix m</w:t>
+      </w:r>
+      <w:r>
+        <w:t xml:space="preserve"> </w:t>
+      </w:r>
+      <w:r>
+        <w:t xml:space="preserve">(mouse on) — tmux scrollback</w:t>
       </w:r>
     </w:p>
     <w:p>
@@ -701,30 +1040,16 @@
       </w:pPr>
       <w:r>
         <w:rPr>
-          <w:rStyle w:val="VerbatimChar"/>
-        </w:rPr>
-        <w:t xml:space="preserve">Ctrl-b</w:t>
-      </w:r>
-      <w:r>
-        <w:t xml:space="preserve"> </w:t>
-      </w:r>
-      <w:r>
-        <w:t xml:space="preserve">then</w:t>
-      </w:r>
-      <w:r>
-        <w:t xml:space="preserve"> </w:t>
-      </w:r>
-      <w:r>
-        <w:rPr>
-          <w:rStyle w:val="VerbatimChar"/>
-        </w:rPr>
-        <w:t xml:space="preserve">[</w:t>
-      </w:r>
-      <w:r>
-        <w:t xml:space="preserve"> </w:t>
-      </w:r>
-      <w:r>
-        <w:t xml:space="preserve">— enter copy-mode.</w:t>
+          <w:b/>
+          <w:bCs/>
+        </w:rPr>
+        <w:t xml:space="preserve">Scroll up</w:t>
+      </w:r>
+      <w:r>
+        <w:t xml:space="preserve"> </w:t>
+      </w:r>
+      <w:r>
+        <w:t xml:space="preserve">— wheel up. tmux enters copy-mode and scrolls back.</w:t>
       </w:r>
     </w:p>
     <w:p>
@@ -737,46 +1062,22 @@
       </w:pPr>
       <w:r>
         <w:rPr>
-          <w:rStyle w:val="VerbatimChar"/>
-        </w:rPr>
-        <w:t xml:space="preserve">Ctrl-b</w:t>
-      </w:r>
-      <w:r>
-        <w:t xml:space="preserve"> </w:t>
-      </w:r>
-      <w:r>
-        <w:t xml:space="preserve">then</w:t>
-      </w:r>
-      <w:r>
-        <w:t xml:space="preserve"> </w:t>
-      </w:r>
-      <w:r>
-        <w:rPr>
-          <w:rStyle w:val="VerbatimChar"/>
-        </w:rPr>
-        <w:t xml:space="preserve">PageUp</w:t>
-      </w:r>
-      <w:r>
-        <w:t xml:space="preserve"> </w:t>
-      </w:r>
-      <w:r>
-        <w:t xml:space="preserve">— enter copy-mode</w:t>
-      </w:r>
-      <w:r>
-        <w:t xml:space="preserve"> </w:t>
-      </w:r>
-      <w:r>
-        <w:rPr>
           <w:b/>
           <w:bCs/>
         </w:rPr>
-        <w:t xml:space="preserve">and</w:t>
-      </w:r>
-      <w:r>
-        <w:t xml:space="preserve"> </w:t>
-      </w:r>
-      <w:r>
-        <w:t xml:space="preserve">page up in one motion.</w:t>
+        <w:t xml:space="preserve">Scroll down</w:t>
+      </w:r>
+      <w:r>
+        <w:t xml:space="preserve"> </w:t>
+      </w:r>
+      <w:r>
+        <w:t xml:space="preserve">— wheel down. When you reach the bottom, copy-mode</w:t>
+      </w:r>
+      <w:r>
+        <w:t xml:space="preserve"> </w:t>
+      </w:r>
+      <w:r>
+        <w:t xml:space="preserve">exits automatically.</w:t>
       </w:r>
     </w:p>
     <w:p>
@@ -788,155 +1089,34 @@
         </w:numPr>
       </w:pPr>
       <w:r>
-        <w:t xml:space="preserve">In copy-mode:</w:t>
-      </w:r>
-      <w:r>
-        <w:t xml:space="preserve"> </w:t>
-      </w:r>
-      <w:r>
-        <w:rPr>
-          <w:rStyle w:val="VerbatimChar"/>
-        </w:rPr>
-        <w:t xml:space="preserve">k</w:t>
-      </w:r>
-      <w:r>
-        <w:t xml:space="preserve">/</w:t>
-      </w:r>
-      <w:r>
-        <w:rPr>
-          <w:rStyle w:val="VerbatimChar"/>
-        </w:rPr>
-        <w:t xml:space="preserve">j</w:t>
-      </w:r>
-      <w:r>
-        <w:t xml:space="preserve"> </w:t>
-      </w:r>
-      <w:r>
-        <w:t xml:space="preserve">line up/down,</w:t>
-      </w:r>
-      <w:r>
-        <w:t xml:space="preserve"> </w:t>
-      </w:r>
-      <w:r>
-        <w:rPr>
-          <w:rStyle w:val="VerbatimChar"/>
-        </w:rPr>
-        <w:t xml:space="preserve">Ctrl-u</w:t>
-      </w:r>
-      <w:r>
-        <w:t xml:space="preserve">/</w:t>
-      </w:r>
-      <w:r>
-        <w:rPr>
-          <w:rStyle w:val="VerbatimChar"/>
-        </w:rPr>
-        <w:t xml:space="preserve">Ctrl-d</w:t>
-      </w:r>
-      <w:r>
-        <w:t xml:space="preserve"> </w:t>
-      </w:r>
-      <w:r>
-        <w:t xml:space="preserve">half-page,</w:t>
-      </w:r>
-      <w:r>
-        <w:t xml:space="preserve"> </w:t>
-      </w:r>
-      <w:r>
-        <w:rPr>
-          <w:rStyle w:val="VerbatimChar"/>
-        </w:rPr>
-        <w:t xml:space="preserve">PageUp</w:t>
-      </w:r>
-      <w:r>
-        <w:t xml:space="preserve">/</w:t>
-      </w:r>
-      <w:r>
-        <w:rPr>
-          <w:rStyle w:val="VerbatimChar"/>
-        </w:rPr>
-        <w:t xml:space="preserve">PageDown</w:t>
-      </w:r>
-      <w:r>
-        <w:t xml:space="preserve">,</w:t>
-      </w:r>
-      <w:r>
-        <w:t xml:space="preserve"> </w:t>
-      </w:r>
-      <w:r>
-        <w:rPr>
-          <w:rStyle w:val="VerbatimChar"/>
-        </w:rPr>
-        <w:t xml:space="preserve">g</w:t>
-      </w:r>
-      <w:r>
-        <w:t xml:space="preserve">/</w:t>
-      </w:r>
-      <w:r>
-        <w:rPr>
-          <w:rStyle w:val="VerbatimChar"/>
-        </w:rPr>
-        <w:t xml:space="preserve">G</w:t>
-      </w:r>
-      <w:r>
-        <w:t xml:space="preserve"> </w:t>
-      </w:r>
-      <w:r>
-        <w:t xml:space="preserve">top/bottom,</w:t>
-      </w:r>
-      <w:r>
-        <w:t xml:space="preserve"> </w:t>
-      </w:r>
-      <w:r>
-        <w:rPr>
-          <w:rStyle w:val="VerbatimChar"/>
-        </w:rPr>
-        <w:t xml:space="preserve">/</w:t>
-      </w:r>
-      <w:r>
-        <w:t xml:space="preserve"> </w:t>
-      </w:r>
-      <w:r>
-        <w:t xml:space="preserve">search forward,</w:t>
-      </w:r>
-      <w:r>
-        <w:t xml:space="preserve"> </w:t>
-      </w:r>
-      <w:r>
-        <w:rPr>
-          <w:rStyle w:val="VerbatimChar"/>
-        </w:rPr>
-        <w:t xml:space="preserve">?</w:t>
-      </w:r>
-      <w:r>
-        <w:t xml:space="preserve"> </w:t>
-      </w:r>
-      <w:r>
-        <w:t xml:space="preserve">search back,</w:t>
-      </w:r>
-      <w:r>
-        <w:t xml:space="preserve"> </w:t>
-      </w:r>
-      <w:r>
-        <w:rPr>
-          <w:rStyle w:val="VerbatimChar"/>
-        </w:rPr>
-        <w:t xml:space="preserve">q</w:t>
-      </w:r>
-      <w:r>
-        <w:t xml:space="preserve"> </w:t>
-      </w:r>
-      <w:r>
-        <w:t xml:space="preserve">to exit.</w:t>
+        <w:t xml:space="preserve">Press</w:t>
+      </w:r>
+      <w:r>
+        <w:t xml:space="preserve"> </w:t>
+      </w:r>
+      <w:r>
+        <w:rPr>
+          <w:rStyle w:val="VerbatimChar"/>
+          <w:b/>
+          <w:bCs/>
+        </w:rPr>
+        <w:t xml:space="preserve">prefix m</w:t>
+      </w:r>
+      <w:r>
+        <w:t xml:space="preserve"> </w:t>
+      </w:r>
+      <w:r>
+        <w:t xml:space="preserve">again to return to native terminal scrolling.</w:t>
       </w:r>
     </w:p>
-    <w:bookmarkEnd w:id="13"/>
-    <w:bookmarkStart w:id="14" w:name="on-a-phone-termux--android"/>
+    <w:bookmarkEnd w:id="14"/>
+    <w:bookmarkStart w:id="15" w:name="without-a-mouse--keyboard-and-phones"/>
     <w:p>
       <w:pPr>
         <w:pStyle w:val="Heading3"/>
       </w:pPr>
       <w:r>
-        <w:t xml:space="preserve">On a phone (Termux / Android)</w:t>
+        <w:t xml:space="preserve">Without a mouse — keyboard (and phones)</w:t>
       </w:r>
     </w:p>
     <w:p>
@@ -949,22 +1129,30 @@
       </w:pPr>
       <w:r>
         <w:rPr>
-          <w:b/>
-          <w:bCs/>
-        </w:rPr>
-        <w:t xml:space="preserve">Touch-scroll</w:t>
-      </w:r>
-      <w:r>
-        <w:t xml:space="preserve"> </w:t>
-      </w:r>
-      <w:r>
-        <w:t xml:space="preserve">the terminal — Termux delivers the swipe as wheel</w:t>
-      </w:r>
-      <w:r>
-        <w:t xml:space="preserve"> </w:t>
-      </w:r>
-      <w:r>
-        <w:t xml:space="preserve">events, so it enters copy-mode and scrolls, exactly like a mouse.</w:t>
+          <w:rStyle w:val="VerbatimChar"/>
+        </w:rPr>
+        <w:t xml:space="preserve">Ctrl-b</w:t>
+      </w:r>
+      <w:r>
+        <w:t xml:space="preserve"> </w:t>
+      </w:r>
+      <w:r>
+        <w:t xml:space="preserve">then</w:t>
+      </w:r>
+      <w:r>
+        <w:t xml:space="preserve"> </w:t>
+      </w:r>
+      <w:r>
+        <w:rPr>
+          <w:rStyle w:val="VerbatimChar"/>
+        </w:rPr>
+        <w:t xml:space="preserve">[</w:t>
+      </w:r>
+      <w:r>
+        <w:t xml:space="preserve"> </w:t>
+      </w:r>
+      <w:r>
+        <w:t xml:space="preserve">— enter copy-mode.</w:t>
       </w:r>
     </w:p>
     <w:p>
@@ -976,194 +1164,279 @@
         </w:numPr>
       </w:pPr>
       <w:r>
-        <w:t xml:space="preserve">The</w:t>
-      </w:r>
-      <w:r>
-        <w:t xml:space="preserve"> </w:t>
-      </w:r>
-      <w:r>
-        <w:rPr>
-          <w:rStyle w:val="VerbatimChar"/>
-        </w:rPr>
-        <w:t xml:space="preserve">Ctrl-b [</w:t>
-      </w:r>
-      <w:r>
-        <w:t xml:space="preserve"> </w:t>
-      </w:r>
-      <w:r>
-        <w:t xml:space="preserve">route also works using Termux's extra-keys row</w:t>
-      </w:r>
-      <w:r>
-        <w:t xml:space="preserve"> </w:t>
-      </w:r>
-      <w:r>
-        <w:t xml:space="preserve">(enable it with a long-press on the keyboard area if hidden).</w:t>
-      </w:r>
-    </w:p>
-    <w:bookmarkEnd w:id="14"/>
-    <w:bookmarkEnd w:id="15"/>
-    <w:bookmarkStart w:id="16" w:name="copying-text"/>
-    <w:p>
-      <w:pPr>
-        <w:pStyle w:val="Heading2"/>
-      </w:pPr>
-      <w:r>
-        <w:t xml:space="preserve">Copying text</w:t>
+        <w:rPr>
+          <w:rStyle w:val="VerbatimChar"/>
+        </w:rPr>
+        <w:t xml:space="preserve">Ctrl-b</w:t>
+      </w:r>
+      <w:r>
+        <w:t xml:space="preserve"> </w:t>
+      </w:r>
+      <w:r>
+        <w:t xml:space="preserve">then</w:t>
+      </w:r>
+      <w:r>
+        <w:t xml:space="preserve"> </w:t>
+      </w:r>
+      <w:r>
+        <w:rPr>
+          <w:rStyle w:val="VerbatimChar"/>
+        </w:rPr>
+        <w:t xml:space="preserve">PageUp</w:t>
+      </w:r>
+      <w:r>
+        <w:t xml:space="preserve"> </w:t>
+      </w:r>
+      <w:r>
+        <w:t xml:space="preserve">— enter copy-mode</w:t>
+      </w:r>
+      <w:r>
+        <w:t xml:space="preserve"> </w:t>
+      </w:r>
+      <w:r>
+        <w:rPr>
+          <w:b/>
+          <w:bCs/>
+        </w:rPr>
+        <w:t xml:space="preserve">and</w:t>
+      </w:r>
+      <w:r>
+        <w:t xml:space="preserve"> </w:t>
+      </w:r>
+      <w:r>
+        <w:t xml:space="preserve">page up in one motion.</w:t>
       </w:r>
     </w:p>
     <w:p>
       <w:pPr>
-        <w:pStyle w:val="FirstParagraph"/>
-      </w:pPr>
-      <w:r>
-        <w:t xml:space="preserve">In copy-mode: press</w:t>
-      </w:r>
-      <w:r>
-        <w:t xml:space="preserve"> </w:t>
-      </w:r>
-      <w:r>
-        <w:rPr>
-          <w:rStyle w:val="VerbatimChar"/>
-        </w:rPr>
-        <w:t xml:space="preserve">v</w:t>
-      </w:r>
-      <w:r>
-        <w:t xml:space="preserve"> </w:t>
-      </w:r>
-      <w:r>
-        <w:t xml:space="preserve">to start a selection, move the cursor, then</w:t>
-      </w:r>
-      <w:r>
-        <w:t xml:space="preserve"> </w:t>
-      </w:r>
-      <w:r>
-        <w:t xml:space="preserve">press</w:t>
-      </w:r>
-      <w:r>
-        <w:t xml:space="preserve"> </w:t>
-      </w:r>
-      <w:r>
-        <w:rPr>
-          <w:rStyle w:val="VerbatimChar"/>
-        </w:rPr>
-        <w:t xml:space="preserve">y</w:t>
-      </w:r>
-      <w:r>
-        <w:t xml:space="preserve"> </w:t>
-      </w:r>
-      <w:r>
-        <w:t xml:space="preserve">or</w:t>
-      </w:r>
-      <w:r>
-        <w:t xml:space="preserve"> </w:t>
-      </w:r>
-      <w:r>
-        <w:rPr>
-          <w:rStyle w:val="VerbatimChar"/>
-        </w:rPr>
-        <w:t xml:space="preserve">Enter</w:t>
-      </w:r>
-      <w:r>
-        <w:t xml:space="preserve"> </w:t>
-      </w:r>
-      <w:r>
-        <w:t xml:space="preserve">to copy. A mouse drag also selects and copies on</w:t>
-      </w:r>
-      <w:r>
-        <w:t xml:space="preserve"> </w:t>
-      </w:r>
-      <w:r>
-        <w:t xml:space="preserve">release.</w:t>
+        <w:pStyle w:val="Compact"/>
+        <w:numPr>
+          <w:ilvl w:val="0"/>
+          <w:numId w:val="1003"/>
+        </w:numPr>
+      </w:pPr>
+      <w:r>
+        <w:t xml:space="preserve">In copy-mode:</w:t>
+      </w:r>
+      <w:r>
+        <w:t xml:space="preserve"> </w:t>
+      </w:r>
+      <w:r>
+        <w:rPr>
+          <w:rStyle w:val="VerbatimChar"/>
+        </w:rPr>
+        <w:t xml:space="preserve">k</w:t>
+      </w:r>
+      <w:r>
+        <w:t xml:space="preserve">/</w:t>
+      </w:r>
+      <w:r>
+        <w:rPr>
+          <w:rStyle w:val="VerbatimChar"/>
+        </w:rPr>
+        <w:t xml:space="preserve">j</w:t>
+      </w:r>
+      <w:r>
+        <w:t xml:space="preserve"> </w:t>
+      </w:r>
+      <w:r>
+        <w:t xml:space="preserve">line up/down,</w:t>
+      </w:r>
+      <w:r>
+        <w:t xml:space="preserve"> </w:t>
+      </w:r>
+      <w:r>
+        <w:rPr>
+          <w:rStyle w:val="VerbatimChar"/>
+        </w:rPr>
+        <w:t xml:space="preserve">Ctrl-u</w:t>
+      </w:r>
+      <w:r>
+        <w:t xml:space="preserve">/</w:t>
+      </w:r>
+      <w:r>
+        <w:rPr>
+          <w:rStyle w:val="VerbatimChar"/>
+        </w:rPr>
+        <w:t xml:space="preserve">Ctrl-d</w:t>
+      </w:r>
+      <w:r>
+        <w:t xml:space="preserve"> </w:t>
+      </w:r>
+      <w:r>
+        <w:t xml:space="preserve">half-page,</w:t>
+      </w:r>
+      <w:r>
+        <w:t xml:space="preserve"> </w:t>
+      </w:r>
+      <w:r>
+        <w:rPr>
+          <w:rStyle w:val="VerbatimChar"/>
+        </w:rPr>
+        <w:t xml:space="preserve">PageUp</w:t>
+      </w:r>
+      <w:r>
+        <w:t xml:space="preserve">/</w:t>
+      </w:r>
+      <w:r>
+        <w:rPr>
+          <w:rStyle w:val="VerbatimChar"/>
+        </w:rPr>
+        <w:t xml:space="preserve">PageDown</w:t>
+      </w:r>
+      <w:r>
+        <w:t xml:space="preserve">,</w:t>
+      </w:r>
+      <w:r>
+        <w:t xml:space="preserve"> </w:t>
+      </w:r>
+      <w:r>
+        <w:rPr>
+          <w:rStyle w:val="VerbatimChar"/>
+        </w:rPr>
+        <w:t xml:space="preserve">g</w:t>
+      </w:r>
+      <w:r>
+        <w:t xml:space="preserve">/</w:t>
+      </w:r>
+      <w:r>
+        <w:rPr>
+          <w:rStyle w:val="VerbatimChar"/>
+        </w:rPr>
+        <w:t xml:space="preserve">G</w:t>
+      </w:r>
+      <w:r>
+        <w:t xml:space="preserve"> </w:t>
+      </w:r>
+      <w:r>
+        <w:t xml:space="preserve">top/bottom,</w:t>
+      </w:r>
+      <w:r>
+        <w:t xml:space="preserve"> </w:t>
+      </w:r>
+      <w:r>
+        <w:rPr>
+          <w:rStyle w:val="VerbatimChar"/>
+        </w:rPr>
+        <w:t xml:space="preserve">/</w:t>
+      </w:r>
+      <w:r>
+        <w:t xml:space="preserve"> </w:t>
+      </w:r>
+      <w:r>
+        <w:t xml:space="preserve">search forward,</w:t>
+      </w:r>
+      <w:r>
+        <w:t xml:space="preserve"> </w:t>
+      </w:r>
+      <w:r>
+        <w:rPr>
+          <w:rStyle w:val="VerbatimChar"/>
+        </w:rPr>
+        <w:t xml:space="preserve">?</w:t>
+      </w:r>
+      <w:r>
+        <w:t xml:space="preserve"> </w:t>
+      </w:r>
+      <w:r>
+        <w:t xml:space="preserve">search back,</w:t>
+      </w:r>
+      <w:r>
+        <w:t xml:space="preserve"> </w:t>
+      </w:r>
+      <w:r>
+        <w:rPr>
+          <w:rStyle w:val="VerbatimChar"/>
+        </w:rPr>
+        <w:t xml:space="preserve">q</w:t>
+      </w:r>
+      <w:r>
+        <w:t xml:space="preserve"> </w:t>
+      </w:r>
+      <w:r>
+        <w:t xml:space="preserve">to exit.</w:t>
+      </w:r>
+    </w:p>
+    <w:bookmarkEnd w:id="15"/>
+    <w:bookmarkStart w:id="16" w:name="on-a-phone-termux--android"/>
+    <w:p>
+      <w:pPr>
+        <w:pStyle w:val="Heading3"/>
+      </w:pPr>
+      <w:r>
+        <w:t xml:space="preserve">On a phone (Termux / Android)</w:t>
       </w:r>
     </w:p>
     <w:p>
       <w:pPr>
-        <w:pStyle w:val="BodyText"/>
-      </w:pPr>
-      <w:r>
-        <w:t xml:space="preserve">The selection is routed to your system clipboard automatically — the</w:t>
-      </w:r>
-      <w:r>
-        <w:t xml:space="preserve"> </w:t>
-      </w:r>
-      <w:r>
-        <w:t xml:space="preserve">config detects</w:t>
-      </w:r>
-      <w:r>
-        <w:t xml:space="preserve"> </w:t>
-      </w:r>
-      <w:r>
-        <w:rPr>
-          <w:rStyle w:val="VerbatimChar"/>
-        </w:rPr>
-        <w:t xml:space="preserve">pbcopy</w:t>
-      </w:r>
-      <w:r>
-        <w:t xml:space="preserve"> </w:t>
-      </w:r>
-      <w:r>
-        <w:t xml:space="preserve">(macOS),</w:t>
-      </w:r>
-      <w:r>
-        <w:t xml:space="preserve"> </w:t>
-      </w:r>
-      <w:r>
-        <w:rPr>
-          <w:rStyle w:val="VerbatimChar"/>
-        </w:rPr>
-        <w:t xml:space="preserve">wl-copy</w:t>
-      </w:r>
-      <w:r>
-        <w:t xml:space="preserve"> </w:t>
-      </w:r>
-      <w:r>
-        <w:t xml:space="preserve">(Wayland),</w:t>
-      </w:r>
-      <w:r>
-        <w:t xml:space="preserve"> </w:t>
-      </w:r>
-      <w:r>
-        <w:rPr>
-          <w:rStyle w:val="VerbatimChar"/>
-        </w:rPr>
-        <w:t xml:space="preserve">xclip</w:t>
-      </w:r>
-      <w:r>
-        <w:t xml:space="preserve"> </w:t>
-      </w:r>
-      <w:r>
-        <w:t xml:space="preserve">(X11), or</w:t>
-      </w:r>
-      <w:r>
-        <w:t xml:space="preserve"> </w:t>
-      </w:r>
-      <w:r>
-        <w:rPr>
-          <w:rStyle w:val="VerbatimChar"/>
-        </w:rPr>
-        <w:t xml:space="preserve">termux-clipboard-set</w:t>
-      </w:r>
-      <w:r>
-        <w:t xml:space="preserve"> </w:t>
-      </w:r>
-      <w:r>
-        <w:t xml:space="preserve">(Termux) at copy time, and also emits OSC-52 so</w:t>
-      </w:r>
-      <w:r>
-        <w:t xml:space="preserve"> </w:t>
-      </w:r>
-      <w:r>
-        <w:t xml:space="preserve">copying works over SSH and on terminals that support it.</w:t>
+        <w:pStyle w:val="Compact"/>
+        <w:numPr>
+          <w:ilvl w:val="0"/>
+          <w:numId w:val="1004"/>
+        </w:numPr>
+      </w:pPr>
+      <w:r>
+        <w:rPr>
+          <w:b/>
+          <w:bCs/>
+        </w:rPr>
+        <w:t xml:space="preserve">Touch-scroll</w:t>
+      </w:r>
+      <w:r>
+        <w:t xml:space="preserve"> </w:t>
+      </w:r>
+      <w:r>
+        <w:t xml:space="preserve">the terminal — Termux delivers the swipe as wheel</w:t>
+      </w:r>
+      <w:r>
+        <w:t xml:space="preserve"> </w:t>
+      </w:r>
+      <w:r>
+        <w:t xml:space="preserve">events, so it enters copy-mode and scrolls, exactly like a mouse.</w:t>
+      </w:r>
+    </w:p>
+    <w:p>
+      <w:pPr>
+        <w:pStyle w:val="Compact"/>
+        <w:numPr>
+          <w:ilvl w:val="0"/>
+          <w:numId w:val="1004"/>
+        </w:numPr>
+      </w:pPr>
+      <w:r>
+        <w:t xml:space="preserve">The</w:t>
+      </w:r>
+      <w:r>
+        <w:t xml:space="preserve"> </w:t>
+      </w:r>
+      <w:r>
+        <w:rPr>
+          <w:rStyle w:val="VerbatimChar"/>
+        </w:rPr>
+        <w:t xml:space="preserve">Ctrl-b [</w:t>
+      </w:r>
+      <w:r>
+        <w:t xml:space="preserve"> </w:t>
+      </w:r>
+      <w:r>
+        <w:t xml:space="preserve">route also works using Termux's extra-keys row</w:t>
+      </w:r>
+      <w:r>
+        <w:t xml:space="preserve"> </w:t>
+      </w:r>
+      <w:r>
+        <w:t xml:space="preserve">(enable it with a long-press on the keyboard area if hidden).</w:t>
       </w:r>
     </w:p>
     <w:bookmarkEnd w:id="16"/>
-    <w:bookmarkStart w:id="17" w:name="verifying-it-works"/>
+    <w:bookmarkEnd w:id="17"/>
+    <w:bookmarkStart w:id="18" w:name="copying-text"/>
     <w:p>
       <w:pPr>
         <w:pStyle w:val="Heading2"/>
       </w:pPr>
       <w:r>
-        <w:t xml:space="preserve">Verifying it works</w:t>
+        <w:t xml:space="preserve">Copying text</w:t>
       </w:r>
     </w:p>
     <w:p>
@@ -1171,205 +1444,776 @@
         <w:pStyle w:val="FirstParagraph"/>
       </w:pPr>
       <w:r>
-        <w:t xml:space="preserve">The behaviour is covered by</w:t>
-      </w:r>
-      <w:r>
-        <w:t xml:space="preserve"> </w:t>
-      </w:r>
-      <w:r>
-        <w:rPr>
-          <w:rStyle w:val="VerbatimChar"/>
-        </w:rPr>
-        <w:t xml:space="preserve">scripts/tests/17_scrollback_copy_mode.sh</w:t>
-      </w:r>
-      <w:r>
-        <w:t xml:space="preserve">,</w:t>
-      </w:r>
-      <w:r>
-        <w:t xml:space="preserve"> </w:t>
-      </w:r>
-      <w:r>
-        <w:t xml:space="preserve">which runs as part of the verification gate. It spawns a real session</w:t>
-      </w:r>
-      <w:r>
-        <w:t xml:space="preserve"> </w:t>
-      </w:r>
-      <w:r>
-        <w:t xml:space="preserve">via</w:t>
-      </w:r>
-      <w:r>
-        <w:t xml:space="preserve"> </w:t>
-      </w:r>
-      <w:r>
-        <w:rPr>
-          <w:rStyle w:val="VerbatimChar"/>
-        </w:rPr>
-        <w:t xml:space="preserve">tmx new</w:t>
-      </w:r>
-      <w:r>
-        <w:t xml:space="preserve">, generates 3000 lines of output, proves the first line</w:t>
-      </w:r>
-      <w:r>
-        <w:t xml:space="preserve"> </w:t>
-      </w:r>
-      <w:r>
-        <w:t xml:space="preserve">scrolled off the visible screen, then proves copy-mode can scroll back</w:t>
-      </w:r>
-      <w:r>
-        <w:t xml:space="preserve"> </w:t>
-      </w:r>
-      <w:r>
-        <w:t xml:space="preserve">to it and copy it — all with captured runtime evidence per the</w:t>
-      </w:r>
-      <w:r>
-        <w:t xml:space="preserve"> </w:t>
-      </w:r>
-      <w:r>
-        <w:t xml:space="preserve">anti-bluff covenant.</w:t>
+        <w:rPr>
+          <w:b/>
+          <w:bCs/>
+        </w:rPr>
+        <w:t xml:space="preserve">Default (mouse off):</w:t>
+      </w:r>
+      <w:r>
+        <w:t xml:space="preserve"> </w:t>
+      </w:r>
+      <w:r>
+        <w:t xml:space="preserve">just select with the</w:t>
+      </w:r>
+      <w:r>
+        <w:t xml:space="preserve"> </w:t>
+      </w:r>
+      <w:r>
+        <w:rPr>
+          <w:b/>
+          <w:bCs/>
+        </w:rPr>
+        <w:t xml:space="preserve">native terminal</w:t>
+      </w:r>
+      <w:r>
+        <w:t xml:space="preserve"> </w:t>
+      </w:r>
+      <w:r>
+        <w:t xml:space="preserve">—</w:t>
+      </w:r>
+      <w:r>
+        <w:t xml:space="preserve"> </w:t>
+      </w:r>
+      <w:r>
+        <w:t xml:space="preserve">click-drag (including across multiple lines), then</w:t>
+      </w:r>
+      <w:r>
+        <w:t xml:space="preserve"> </w:t>
+      </w:r>
+      <w:r>
+        <w:rPr>
+          <w:rStyle w:val="VerbatimChar"/>
+        </w:rPr>
+        <w:t xml:space="preserve">Cmd-C</w:t>
+      </w:r>
+      <w:r>
+        <w:t xml:space="preserve"> </w:t>
+      </w:r>
+      <w:r>
+        <w:t xml:space="preserve">/</w:t>
+      </w:r>
+      <w:r>
+        <w:t xml:space="preserve"> </w:t>
+      </w:r>
+      <w:r>
+        <w:t xml:space="preserve">right-click → Copy. This works in every emulator on Linux and macOS, and</w:t>
+      </w:r>
+      <w:r>
+        <w:t xml:space="preserve"> </w:t>
+      </w:r>
+      <w:r>
+        <w:t xml:space="preserve">it is the recommended copy path. To paste the OS clipboard back into a</w:t>
+      </w:r>
+      <w:r>
+        <w:t xml:space="preserve"> </w:t>
+      </w:r>
+      <w:r>
+        <w:t xml:space="preserve">pane: native paste (</w:t>
+      </w:r>
+      <w:r>
+        <w:rPr>
+          <w:rStyle w:val="VerbatimChar"/>
+        </w:rPr>
+        <w:t xml:space="preserve">Cmd-V</w:t>
+      </w:r>
+      <w:r>
+        <w:t xml:space="preserve"> </w:t>
+      </w:r>
+      <w:r>
+        <w:t xml:space="preserve">/ right-click → Paste), or</w:t>
+      </w:r>
+      <w:r>
+        <w:t xml:space="preserve"> </w:t>
+      </w:r>
+      <w:r>
+        <w:rPr>
+          <w:rStyle w:val="VerbatimChar"/>
+        </w:rPr>
+        <w:t xml:space="preserve">prefix P</w:t>
+      </w:r>
+      <w:r>
+        <w:t xml:space="preserve"> </w:t>
+      </w:r>
+      <w:r>
+        <w:t xml:space="preserve">to</w:t>
+      </w:r>
+      <w:r>
+        <w:t xml:space="preserve"> </w:t>
+      </w:r>
+      <w:r>
+        <w:t xml:space="preserve">paste via a keyboard binding.</w:t>
       </w:r>
     </w:p>
     <w:p>
       <w:pPr>
-        <w:pStyle w:val="SourceCode"/>
-      </w:pPr>
-      <w:r>
-        <w:rPr>
-          <w:rStyle w:val="FunctionTok"/>
-        </w:rPr>
-        <w:t xml:space="preserve">bash</w:t>
-      </w:r>
-      <w:r>
-        <w:rPr>
-          <w:rStyle w:val="NormalTok"/>
-        </w:rPr>
-        <w:t xml:space="preserve"> scripts/tests/17_scrollback_copy_mode.sh</w:t>
-      </w:r>
-      <w:r>
-        <w:br/>
-      </w:r>
-      <w:r>
-        <w:rPr>
-          <w:rStyle w:val="CommentTok"/>
-        </w:rPr>
-        <w:t xml:space="preserve"># → PASS=13  FAIL=0  SKIP=0</w:t>
-      </w:r>
-    </w:p>
-    <w:bookmarkEnd w:id="17"/>
-    <w:bookmarkStart w:id="18" w:name="re-applying-after-a-config-change"/>
-    <w:p>
-      <w:pPr>
-        <w:pStyle w:val="Heading2"/>
-      </w:pPr>
-      <w:r>
-        <w:t xml:space="preserve">Re-applying after a config change</w:t>
+        <w:pStyle w:val="BodyText"/>
+      </w:pPr>
+      <w:r>
+        <w:rPr>
+          <w:b/>
+          <w:bCs/>
+        </w:rPr>
+        <w:t xml:space="preserve">On demand (after</w:t>
+      </w:r>
+      <w:r>
+        <w:rPr>
+          <w:b/>
+          <w:bCs/>
+        </w:rPr>
+        <w:t xml:space="preserve"> </w:t>
+      </w:r>
+      <w:r>
+        <w:rPr>
+          <w:rStyle w:val="VerbatimChar"/>
+          <w:b/>
+          <w:bCs/>
+        </w:rPr>
+        <w:t xml:space="preserve">prefix m</w:t>
+      </w:r>
+      <w:r>
+        <w:rPr>
+          <w:b/>
+          <w:bCs/>
+        </w:rPr>
+        <w:t xml:space="preserve">, mouse on):</w:t>
+      </w:r>
+      <w:r>
+        <w:t xml:space="preserve"> </w:t>
+      </w:r>
+      <w:r>
+        <w:t xml:space="preserve">a tmux mouse drag selects and</w:t>
+      </w:r>
+      <w:r>
+        <w:t xml:space="preserve"> </w:t>
+      </w:r>
+      <w:r>
+        <w:t xml:space="preserve">copies on release; or in copy-mode press</w:t>
+      </w:r>
+      <w:r>
+        <w:t xml:space="preserve"> </w:t>
+      </w:r>
+      <w:r>
+        <w:rPr>
+          <w:rStyle w:val="VerbatimChar"/>
+        </w:rPr>
+        <w:t xml:space="preserve">v</w:t>
+      </w:r>
+      <w:r>
+        <w:t xml:space="preserve"> </w:t>
+      </w:r>
+      <w:r>
+        <w:t xml:space="preserve">to start a selection, move</w:t>
+      </w:r>
+      <w:r>
+        <w:t xml:space="preserve"> </w:t>
+      </w:r>
+      <w:r>
+        <w:t xml:space="preserve">the cursor, then</w:t>
+      </w:r>
+      <w:r>
+        <w:t xml:space="preserve"> </w:t>
+      </w:r>
+      <w:r>
+        <w:rPr>
+          <w:rStyle w:val="VerbatimChar"/>
+        </w:rPr>
+        <w:t xml:space="preserve">y</w:t>
+      </w:r>
+      <w:r>
+        <w:t xml:space="preserve"> </w:t>
+      </w:r>
+      <w:r>
+        <w:t xml:space="preserve">or</w:t>
+      </w:r>
+      <w:r>
+        <w:t xml:space="preserve"> </w:t>
+      </w:r>
+      <w:r>
+        <w:rPr>
+          <w:rStyle w:val="VerbatimChar"/>
+        </w:rPr>
+        <w:t xml:space="preserve">Enter</w:t>
+      </w:r>
+      <w:r>
+        <w:t xml:space="preserve"> </w:t>
+      </w:r>
+      <w:r>
+        <w:t xml:space="preserve">to copy. The tmux selection is routed to</w:t>
+      </w:r>
+      <w:r>
+        <w:t xml:space="preserve"> </w:t>
+      </w:r>
+      <w:r>
+        <w:t xml:space="preserve">your system clipboard automatically — the config detects</w:t>
+      </w:r>
+      <w:r>
+        <w:t xml:space="preserve"> </w:t>
+      </w:r>
+      <w:r>
+        <w:rPr>
+          <w:rStyle w:val="VerbatimChar"/>
+        </w:rPr>
+        <w:t xml:space="preserve">pbcopy</w:t>
+      </w:r>
+      <w:r>
+        <w:t xml:space="preserve"> </w:t>
+      </w:r>
+      <w:r>
+        <w:t xml:space="preserve">(macOS),</w:t>
+      </w:r>
+      <w:r>
+        <w:t xml:space="preserve"> </w:t>
+      </w:r>
+      <w:r>
+        <w:rPr>
+          <w:rStyle w:val="VerbatimChar"/>
+        </w:rPr>
+        <w:t xml:space="preserve">wl-copy</w:t>
+      </w:r>
+      <w:r>
+        <w:t xml:space="preserve"> </w:t>
+      </w:r>
+      <w:r>
+        <w:t xml:space="preserve">(Wayland),</w:t>
+      </w:r>
+      <w:r>
+        <w:t xml:space="preserve"> </w:t>
+      </w:r>
+      <w:r>
+        <w:rPr>
+          <w:rStyle w:val="VerbatimChar"/>
+        </w:rPr>
+        <w:t xml:space="preserve">xclip</w:t>
+      </w:r>
+      <w:r>
+        <w:t xml:space="preserve"> </w:t>
+      </w:r>
+      <w:r>
+        <w:t xml:space="preserve">(X11), or</w:t>
+      </w:r>
+      <w:r>
+        <w:t xml:space="preserve"> </w:t>
+      </w:r>
+      <w:r>
+        <w:rPr>
+          <w:rStyle w:val="VerbatimChar"/>
+        </w:rPr>
+        <w:t xml:space="preserve">termux-clipboard-set</w:t>
+      </w:r>
+      <w:r>
+        <w:t xml:space="preserve"> </w:t>
+      </w:r>
+      <w:r>
+        <w:t xml:space="preserve">(Termux) at copy time, and also emits OSC-52 so copying works over SSH and</w:t>
+      </w:r>
+      <w:r>
+        <w:t xml:space="preserve"> </w:t>
+      </w:r>
+      <w:r>
+        <w:t xml:space="preserve">on terminals that support it.</w:t>
       </w:r>
     </w:p>
     <w:p>
       <w:pPr>
-        <w:pStyle w:val="FirstParagraph"/>
-      </w:pPr>
-      <w:r>
-        <w:rPr>
-          <w:rStyle w:val="VerbatimChar"/>
-        </w:rPr>
-        <w:t xml:space="preserve">scripts/tmux.conf.template</w:t>
-      </w:r>
-      <w:r>
-        <w:t xml:space="preserve"> </w:t>
-      </w:r>
-      <w:r>
-        <w:t xml:space="preserve">is the single source. After editing it (or</w:t>
-      </w:r>
-      <w:r>
-        <w:t xml:space="preserve"> </w:t>
-      </w:r>
-      <w:r>
-        <w:t xml:space="preserve">pulling an update), re-run</w:t>
-      </w:r>
-      <w:r>
-        <w:t xml:space="preserve"> </w:t>
-      </w:r>
-      <w:r>
-        <w:rPr>
-          <w:rStyle w:val="VerbatimChar"/>
-        </w:rPr>
-        <w:t xml:space="preserve">bash scripts/setup.sh</w:t>
-      </w:r>
-      <w:r>
-        <w:t xml:space="preserve"> </w:t>
-      </w:r>
-      <w:r>
-        <w:t xml:space="preserve">— or, in a running</w:t>
-      </w:r>
-      <w:r>
-        <w:t xml:space="preserve"> </w:t>
-      </w:r>
-      <w:r>
-        <w:t xml:space="preserve">session,</w:t>
-      </w:r>
-      <w:r>
-        <w:t xml:space="preserve"> </w:t>
-      </w:r>
-      <w:r>
-        <w:rPr>
-          <w:rStyle w:val="VerbatimChar"/>
-        </w:rPr>
-        <w:t xml:space="preserve">tmx</w:t>
-      </w:r>
-      <w:r>
-        <w:t xml:space="preserve"> </w:t>
-      </w:r>
-      <w:r>
-        <w:t xml:space="preserve">picks up the template on the next</w:t>
-      </w:r>
-      <w:r>
-        <w:t xml:space="preserve"> </w:t>
-      </w:r>
-      <w:r>
-        <w:rPr>
-          <w:rStyle w:val="VerbatimChar"/>
-        </w:rPr>
-        <w:t xml:space="preserve">tmx new</w:t>
-      </w:r>
-      <w:r>
-        <w:t xml:space="preserve">. To reload</w:t>
-      </w:r>
-      <w:r>
-        <w:t xml:space="preserve"> </w:t>
-      </w:r>
-      <w:r>
-        <w:t xml:space="preserve">into an already-running session:</w:t>
-      </w:r>
-      <w:r>
-        <w:t xml:space="preserve"> </w:t>
-      </w:r>
-      <w:r>
-        <w:rPr>
-          <w:rStyle w:val="VerbatimChar"/>
-        </w:rPr>
-        <w:t xml:space="preserve">Ctrl-b</w:t>
-      </w:r>
-      <w:r>
-        <w:t xml:space="preserve"> </w:t>
-      </w:r>
-      <w:r>
-        <w:t xml:space="preserve">then</w:t>
-      </w:r>
-      <w:r>
-        <w:t xml:space="preserve"> </w:t>
-      </w:r>
-      <w:r>
-        <w:rPr>
-          <w:rStyle w:val="VerbatimChar"/>
-        </w:rPr>
-        <w:t xml:space="preserve">:source-file ~/.tmux.conf</w:t>
-      </w:r>
-      <w:r>
-        <w:t xml:space="preserve">.</w:t>
+        <w:pStyle w:val="BlockText"/>
+      </w:pPr>
+      <w:r>
+        <w:t xml:space="preserve">Why the default flipped to</w:t>
+      </w:r>
+      <w:r>
+        <w:t xml:space="preserve"> </w:t>
+      </w:r>
+      <w:r>
+        <w:rPr>
+          <w:rStyle w:val="VerbatimChar"/>
+        </w:rPr>
+        <w:t xml:space="preserve">mouse off</w:t>
+      </w:r>
+      <w:r>
+        <w:t xml:space="preserve">: with</w:t>
+      </w:r>
+      <w:r>
+        <w:t xml:space="preserve"> </w:t>
+      </w:r>
+      <w:r>
+        <w:rPr>
+          <w:rStyle w:val="VerbatimChar"/>
+        </w:rPr>
+        <w:t xml:space="preserve">mouse on</w:t>
+      </w:r>
+      <w:r>
+        <w:t xml:space="preserve">, tmux emitted</w:t>
+      </w:r>
+      <w:r>
+        <w:t xml:space="preserve"> </w:t>
+      </w:r>
+      <w:r>
+        <w:t xml:space="preserve">mouse-tracking enables that</w:t>
+      </w:r>
+      <w:r>
+        <w:t xml:space="preserve"> </w:t>
+      </w:r>
+      <w:r>
+        <w:rPr>
+          <w:b/>
+          <w:bCs/>
+        </w:rPr>
+        <w:t xml:space="preserve">suppressed</w:t>
+      </w:r>
+      <w:r>
+        <w:t xml:space="preserve"> </w:t>
+      </w:r>
+      <w:r>
+        <w:t xml:space="preserve">the emulator's native</w:t>
+      </w:r>
+      <w:r>
+        <w:t xml:space="preserve"> </w:t>
+      </w:r>
+      <w:r>
+        <w:t xml:space="preserve">selection and right-click → Copy — the root cause of the long-standing</w:t>
+      </w:r>
+      <w:r>
+        <w:t xml:space="preserve"> </w:t>
+      </w:r>
+      <w:r>
+        <w:t xml:space="preserve">"can't select / copy" reports. With</w:t>
+      </w:r>
+      <w:r>
+        <w:t xml:space="preserve"> </w:t>
+      </w:r>
+      <w:r>
+        <w:rPr>
+          <w:rStyle w:val="VerbatimChar"/>
+        </w:rPr>
+        <w:t xml:space="preserve">mouse off</w:t>
+      </w:r>
+      <w:r>
+        <w:t xml:space="preserve"> </w:t>
+      </w:r>
+      <w:r>
+        <w:t xml:space="preserve">the native mouse is</w:t>
+      </w:r>
+      <w:r>
+        <w:t xml:space="preserve"> </w:t>
+      </w:r>
+      <w:r>
+        <w:t xml:space="preserve">unobstructed (proven by test 59), and</w:t>
+      </w:r>
+      <w:r>
+        <w:t xml:space="preserve"> </w:t>
+      </w:r>
+      <w:r>
+        <w:rPr>
+          <w:rStyle w:val="VerbatimChar"/>
+        </w:rPr>
+        <w:t xml:space="preserve">prefix m</w:t>
+      </w:r>
+      <w:r>
+        <w:t xml:space="preserve"> </w:t>
+      </w:r>
+      <w:r>
+        <w:t xml:space="preserve">gives you the tmux</w:t>
+      </w:r>
+      <w:r>
+        <w:t xml:space="preserve"> </w:t>
+      </w:r>
+      <w:r>
+        <w:t xml:space="preserve">mouse on demand.</w:t>
       </w:r>
     </w:p>
     <w:bookmarkEnd w:id="18"/>
+    <w:bookmarkStart w:id="19" w:name="verifying-it-works"/>
+    <w:p>
+      <w:pPr>
+        <w:pStyle w:val="Heading2"/>
+      </w:pPr>
+      <w:r>
+        <w:t xml:space="preserve">Verifying it works</w:t>
+      </w:r>
+    </w:p>
+    <w:p>
+      <w:pPr>
+        <w:pStyle w:val="FirstParagraph"/>
+      </w:pPr>
+      <w:r>
+        <w:t xml:space="preserve">The behaviour is covered by</w:t>
+      </w:r>
+      <w:r>
+        <w:t xml:space="preserve"> </w:t>
+      </w:r>
+      <w:r>
+        <w:rPr>
+          <w:rStyle w:val="VerbatimChar"/>
+        </w:rPr>
+        <w:t xml:space="preserve">scripts/tests/17_scrollback_copy_mode.sh</w:t>
+      </w:r>
+      <w:r>
+        <w:t xml:space="preserve">,</w:t>
+      </w:r>
+      <w:r>
+        <w:t xml:space="preserve"> </w:t>
+      </w:r>
+      <w:r>
+        <w:t xml:space="preserve">which runs as part of the verification gate. It spawns a real session</w:t>
+      </w:r>
+      <w:r>
+        <w:t xml:space="preserve"> </w:t>
+      </w:r>
+      <w:r>
+        <w:t xml:space="preserve">via</w:t>
+      </w:r>
+      <w:r>
+        <w:t xml:space="preserve"> </w:t>
+      </w:r>
+      <w:r>
+        <w:rPr>
+          <w:rStyle w:val="VerbatimChar"/>
+        </w:rPr>
+        <w:t xml:space="preserve">tmx new</w:t>
+      </w:r>
+      <w:r>
+        <w:t xml:space="preserve">, generates 3000 lines of output, proves the first line</w:t>
+      </w:r>
+      <w:r>
+        <w:t xml:space="preserve"> </w:t>
+      </w:r>
+      <w:r>
+        <w:t xml:space="preserve">scrolled off the visible screen, then proves copy-mode can scroll back</w:t>
+      </w:r>
+      <w:r>
+        <w:t xml:space="preserve"> </w:t>
+      </w:r>
+      <w:r>
+        <w:t xml:space="preserve">to it and copy it — all with captured runtime evidence per the</w:t>
+      </w:r>
+      <w:r>
+        <w:t xml:space="preserve"> </w:t>
+      </w:r>
+      <w:r>
+        <w:t xml:space="preserve">anti-bluff covenant.</w:t>
+      </w:r>
+    </w:p>
+    <w:p>
+      <w:pPr>
+        <w:pStyle w:val="SourceCode"/>
+      </w:pPr>
+      <w:r>
+        <w:rPr>
+          <w:rStyle w:val="FunctionTok"/>
+        </w:rPr>
+        <w:t xml:space="preserve">bash</w:t>
+      </w:r>
+      <w:r>
+        <w:rPr>
+          <w:rStyle w:val="NormalTok"/>
+        </w:rPr>
+        <w:t xml:space="preserve"> scripts/tests/17_scrollback_copy_mode.sh</w:t>
+      </w:r>
+      <w:r>
+        <w:br/>
+      </w:r>
+      <w:r>
+        <w:rPr>
+          <w:rStyle w:val="CommentTok"/>
+        </w:rPr>
+        <w:t xml:space="preserve"># → PASS=13  FAIL=0  SKIP=0</w:t>
+      </w:r>
+    </w:p>
     <w:bookmarkEnd w:id="19"/>
+    <w:bookmarkStart w:id="20" w:name="re-applying-after-a-config-change"/>
+    <w:p>
+      <w:pPr>
+        <w:pStyle w:val="Heading2"/>
+      </w:pPr>
+      <w:r>
+        <w:t xml:space="preserve">Re-applying after a config change</w:t>
+      </w:r>
+    </w:p>
+    <w:p>
+      <w:pPr>
+        <w:pStyle w:val="FirstParagraph"/>
+      </w:pPr>
+      <w:r>
+        <w:rPr>
+          <w:rStyle w:val="VerbatimChar"/>
+        </w:rPr>
+        <w:t xml:space="preserve">scripts/tmux.conf.template</w:t>
+      </w:r>
+      <w:r>
+        <w:t xml:space="preserve"> </w:t>
+      </w:r>
+      <w:r>
+        <w:t xml:space="preserve">is the single source. After editing it (or</w:t>
+      </w:r>
+      <w:r>
+        <w:t xml:space="preserve"> </w:t>
+      </w:r>
+      <w:r>
+        <w:t xml:space="preserve">pulling an update), re-run</w:t>
+      </w:r>
+      <w:r>
+        <w:t xml:space="preserve"> </w:t>
+      </w:r>
+      <w:r>
+        <w:rPr>
+          <w:rStyle w:val="VerbatimChar"/>
+        </w:rPr>
+        <w:t xml:space="preserve">bash scripts/setup.sh</w:t>
+      </w:r>
+      <w:r>
+        <w:t xml:space="preserve"> </w:t>
+      </w:r>
+      <w:r>
+        <w:t xml:space="preserve">— or, in a running</w:t>
+      </w:r>
+      <w:r>
+        <w:t xml:space="preserve"> </w:t>
+      </w:r>
+      <w:r>
+        <w:t xml:space="preserve">session,</w:t>
+      </w:r>
+      <w:r>
+        <w:t xml:space="preserve"> </w:t>
+      </w:r>
+      <w:r>
+        <w:rPr>
+          <w:rStyle w:val="VerbatimChar"/>
+        </w:rPr>
+        <w:t xml:space="preserve">tmx</w:t>
+      </w:r>
+      <w:r>
+        <w:t xml:space="preserve"> </w:t>
+      </w:r>
+      <w:r>
+        <w:t xml:space="preserve">picks up the template on the next</w:t>
+      </w:r>
+      <w:r>
+        <w:t xml:space="preserve"> </w:t>
+      </w:r>
+      <w:r>
+        <w:rPr>
+          <w:rStyle w:val="VerbatimChar"/>
+        </w:rPr>
+        <w:t xml:space="preserve">tmx new</w:t>
+      </w:r>
+      <w:r>
+        <w:t xml:space="preserve">. To reload</w:t>
+      </w:r>
+      <w:r>
+        <w:t xml:space="preserve"> </w:t>
+      </w:r>
+      <w:r>
+        <w:t xml:space="preserve">into an already-running session:</w:t>
+      </w:r>
+      <w:r>
+        <w:t xml:space="preserve"> </w:t>
+      </w:r>
+      <w:r>
+        <w:rPr>
+          <w:rStyle w:val="VerbatimChar"/>
+        </w:rPr>
+        <w:t xml:space="preserve">Ctrl-b</w:t>
+      </w:r>
+      <w:r>
+        <w:t xml:space="preserve"> </w:t>
+      </w:r>
+      <w:r>
+        <w:t xml:space="preserve">then</w:t>
+      </w:r>
+      <w:r>
+        <w:t xml:space="preserve"> </w:t>
+      </w:r>
+      <w:r>
+        <w:rPr>
+          <w:rStyle w:val="VerbatimChar"/>
+        </w:rPr>
+        <w:t xml:space="preserve">:source-file ~/.tmux.conf</w:t>
+      </w:r>
+      <w:r>
+        <w:t xml:space="preserve">.</w:t>
+      </w:r>
+    </w:p>
+    <w:bookmarkEnd w:id="20"/>
+    <w:bookmarkStart w:id="22" w:name="sources-verified-2026-06-13"/>
+    <w:p>
+      <w:pPr>
+        <w:pStyle w:val="Heading2"/>
+      </w:pPr>
+      <w:r>
+        <w:t xml:space="preserve">Sources verified 2026-06-13</w:t>
+      </w:r>
+    </w:p>
+    <w:p>
+      <w:pPr>
+        <w:pStyle w:val="Compact"/>
+        <w:numPr>
+          <w:ilvl w:val="0"/>
+          <w:numId w:val="1005"/>
+        </w:numPr>
+      </w:pPr>
+      <w:r>
+        <w:rPr>
+          <w:b/>
+          <w:bCs/>
+        </w:rPr>
+        <w:t xml:space="preserve">tmux upstream man page</w:t>
+      </w:r>
+      <w:r>
+        <w:t xml:space="preserve"> </w:t>
+      </w:r>
+      <w:r>
+        <w:t xml:space="preserve">—</w:t>
+      </w:r>
+      <w:r>
+        <w:t xml:space="preserve"> </w:t>
+      </w:r>
+      <w:hyperlink r:id="rId21">
+        <w:r>
+          <w:rPr>
+            <w:rStyle w:val="Hyperlink"/>
+          </w:rPr>
+          <w:t xml:space="preserve">https://man.openbsd.org/tmux.1</w:t>
+        </w:r>
+      </w:hyperlink>
+      <w:r>
+        <w:t xml:space="preserve"> </w:t>
+      </w:r>
+      <w:r>
+        <w:t xml:space="preserve">(re-verified</w:t>
+      </w:r>
+      <w:r>
+        <w:t xml:space="preserve"> </w:t>
+      </w:r>
+      <w:r>
+        <w:t xml:space="preserve">2026-06-13 via WebFetch; OpenBSD ships the canonical upstream</w:t>
+      </w:r>
+      <w:r>
+        <w:t xml:space="preserve"> </w:t>
+      </w:r>
+      <w:r>
+        <w:rPr>
+          <w:rStyle w:val="VerbatimChar"/>
+        </w:rPr>
+        <w:t xml:space="preserve">tmux.1</w:t>
+      </w:r>
+      <w:r>
+        <w:t xml:space="preserve">).</w:t>
+      </w:r>
+      <w:r>
+        <w:t xml:space="preserve"> </w:t>
+      </w:r>
+      <w:r>
+        <w:t xml:space="preserve">Confirms</w:t>
+      </w:r>
+      <w:r>
+        <w:t xml:space="preserve"> </w:t>
+      </w:r>
+      <w:r>
+        <w:rPr>
+          <w:rStyle w:val="VerbatimChar"/>
+        </w:rPr>
+        <w:t xml:space="preserve">set-clipboard external</w:t>
+      </w:r>
+      <w:r>
+        <w:t xml:space="preserve"> </w:t>
+      </w:r>
+      <w:r>
+        <w:t xml:space="preserve">semantics ("tmux will attempt to set</w:t>
+      </w:r>
+      <w:r>
+        <w:t xml:space="preserve"> </w:t>
+      </w:r>
+      <w:r>
+        <w:t xml:space="preserve">the terminal clipboard but ignore attempts by applications to set tmux</w:t>
+      </w:r>
+      <w:r>
+        <w:t xml:space="preserve"> </w:t>
+      </w:r>
+      <w:r>
+        <w:t xml:space="preserve">buffers" — the OSC-52 copy-out path) and that a flag/choice option set</w:t>
+      </w:r>
+      <w:r>
+        <w:t xml:space="preserve"> </w:t>
+      </w:r>
+      <w:r>
+        <w:t xml:space="preserve">with its value omitted toggles its value (the</w:t>
+      </w:r>
+      <w:r>
+        <w:t xml:space="preserve"> </w:t>
+      </w:r>
+      <w:r>
+        <w:rPr>
+          <w:rStyle w:val="VerbatimChar"/>
+        </w:rPr>
+        <w:t xml:space="preserve">prefix m</w:t>
+      </w:r>
+      <w:r>
+        <w:t xml:space="preserve"> </w:t>
+      </w:r>
+      <w:r>
+        <w:t xml:space="preserve">/</w:t>
+      </w:r>
+      <w:r>
+        <w:t xml:space="preserve"> </w:t>
+      </w:r>
+      <w:r>
+        <w:rPr>
+          <w:rStyle w:val="VerbatimChar"/>
+        </w:rPr>
+        <w:t xml:space="preserve">set -g mouse</w:t>
+      </w:r>
+      <w:r>
+        <w:t xml:space="preserve"> </w:t>
+      </w:r>
+      <w:r>
+        <w:t xml:space="preserve">toggle). The</w:t>
+      </w:r>
+      <w:r>
+        <w:t xml:space="preserve"> </w:t>
+      </w:r>
+      <w:r>
+        <w:rPr>
+          <w:rStyle w:val="VerbatimChar"/>
+        </w:rPr>
+        <w:t xml:space="preserve">mouse off</w:t>
+      </w:r>
+      <w:r>
+        <w:t xml:space="preserve"> </w:t>
+      </w:r>
+      <w:r>
+        <w:t xml:space="preserve">⇒ no mouse-tracking DECSET enables behaviour is</w:t>
+      </w:r>
+      <w:r>
+        <w:t xml:space="preserve"> </w:t>
+      </w:r>
+      <w:r>
+        <w:t xml:space="preserve">proven at the wire level in this repo by test 59</w:t>
+      </w:r>
+      <w:r>
+        <w:t xml:space="preserve"> </w:t>
+      </w:r>
+      <w:r>
+        <w:t xml:space="preserve">(</w:t>
+      </w:r>
+      <w:r>
+        <w:rPr>
+          <w:rStyle w:val="VerbatimChar"/>
+        </w:rPr>
+        <w:t xml:space="preserve">scripts/tests/59_*.sh</w:t>
+      </w:r>
+      <w:r>
+        <w:t xml:space="preserve">), which is the load-bearing authority for the</w:t>
+      </w:r>
+      <w:r>
+        <w:t xml:space="preserve"> </w:t>
+      </w:r>
+      <w:r>
+        <w:t xml:space="preserve">default-architecture claims above.</w:t>
+      </w:r>
+    </w:p>
+    <w:bookmarkEnd w:id="22"/>
+    <w:bookmarkEnd w:id="23"/>
     <w:sectPr>
       <w:footnotePr>
         <w:numRestart w:val="eachSect"/>
@@ -1593,6 +2437,12 @@
     <w:abstractNumId w:val="991"/>
   </w:num>
   <w:num w:numId="1003">
+    <w:abstractNumId w:val="991"/>
+  </w:num>
+  <w:num w:numId="1004">
+    <w:abstractNumId w:val="991"/>
+  </w:num>
+  <w:num w:numId="1005">
     <w:abstractNumId w:val="991"/>
   </w:num>
 </w:numbering>
